--- a/docs/实训报告/实训报告.docx
+++ b/docs/实训报告/实训报告.docx
@@ -694,8 +694,6 @@
         </w:rPr>
         <w:t>六</w:t>
       </w:r>
-      <w:bookmarkStart w:id="10" w:name="_GoBack"/>
-      <w:bookmarkEnd w:id="10"/>
       <w:r>
         <w:rPr>
           <w:rFonts w:hint="eastAsia"/>
@@ -789,14 +787,6 @@
               <w:color w:val="auto"/>
             </w:rPr>
           </w:pPr>
-          <w:r>
-            <w:rPr>
-              <w:rFonts w:ascii="宋体" w:hAnsi="宋体" w:eastAsia="宋体"/>
-              <w:color w:val="auto"/>
-              <w:lang w:val="zh-CN"/>
-            </w:rPr>
-            <w:t>目录</w:t>
-          </w:r>
         </w:p>
         <w:p>
           <w:pPr>
@@ -810,7 +800,10 @@
     <w:p/>
     <w:p/>
     <w:p/>
-    <w:p/>
+    <w:p>
+      <w:bookmarkStart w:id="10" w:name="_GoBack"/>
+      <w:bookmarkEnd w:id="10"/>
+    </w:p>
     <w:p/>
     <w:p/>
     <w:p/>
@@ -2512,7 +2505,7 @@
     <w:lsdException w:uiPriority="99" w:name="footnote text"/>
     <w:lsdException w:uiPriority="99" w:name="annotation text"/>
     <w:lsdException w:uiPriority="99" w:semiHidden="0" w:name="header"/>
-    <w:lsdException w:uiPriority="99" w:semiHidden="0" w:name="footer"/>
+    <w:lsdException w:qFormat="1" w:uiPriority="99" w:semiHidden="0" w:name="footer"/>
     <w:lsdException w:uiPriority="99" w:name="index heading"/>
     <w:lsdException w:qFormat="1" w:uiPriority="35" w:name="caption"/>
     <w:lsdException w:uiPriority="99" w:name="table of figures"/>
@@ -2545,7 +2538,7 @@
     <w:lsdException w:qFormat="1" w:unhideWhenUsed="0" w:uiPriority="10" w:semiHidden="0" w:name="Title"/>
     <w:lsdException w:uiPriority="99" w:name="Closing"/>
     <w:lsdException w:uiPriority="99" w:name="Signature"/>
-    <w:lsdException w:uiPriority="1" w:name="Default Paragraph Font"/>
+    <w:lsdException w:qFormat="1" w:uiPriority="1" w:name="Default Paragraph Font"/>
     <w:lsdException w:unhideWhenUsed="0" w:uiPriority="0" w:semiHidden="0" w:name="Body Text"/>
     <w:lsdException w:uiPriority="99" w:name="Body Text Indent"/>
     <w:lsdException w:uiPriority="99" w:name="List Continue"/>
@@ -2834,6 +2827,7 @@
     <w:name w:val="Default Paragraph Font"/>
     <w:semiHidden/>
     <w:unhideWhenUsed/>
+    <w:qFormat/>
     <w:uiPriority w:val="1"/>
   </w:style>
   <w:style w:type="table" w:default="1" w:styleId="13">
@@ -2869,6 +2863,7 @@
     <w:basedOn w:val="1"/>
     <w:link w:val="18"/>
     <w:unhideWhenUsed/>
+    <w:qFormat/>
     <w:uiPriority w:val="99"/>
     <w:pPr>
       <w:tabs>

--- a/docs/实训报告/实训报告.docx
+++ b/docs/实训报告/实训报告.docx
@@ -87,21 +87,6 @@
           <w:szCs w:val="96"/>
         </w:rPr>
       </w:pPr>
-    </w:p>
-    <w:p>
-      <w:pPr>
-        <w:snapToGrid w:val="0"/>
-        <w:spacing w:before="2184" w:beforeLines="700" w:line="1400" w:lineRule="exact"/>
-        <w:contextualSpacing/>
-        <w:jc w:val="center"/>
-        <w:rPr>
-          <w:rFonts w:ascii="华文中宋" w:hAnsi="华文中宋" w:eastAsia="华文中宋"/>
-          <w:b/>
-          <w:spacing w:val="100"/>
-          <w:sz w:val="96"/>
-          <w:szCs w:val="96"/>
-        </w:rPr>
-      </w:pPr>
       <w:r>
         <w:rPr>
           <w:rFonts w:hint="eastAsia" w:ascii="华文中宋" w:hAnsi="华文中宋" w:eastAsia="华文中宋"/>
@@ -120,53 +105,23 @@
         <w:spacing w:before="624" w:beforeLines="200"/>
         <w:jc w:val="center"/>
         <w:rPr>
-          <w:rFonts w:ascii="黑体" w:eastAsia="黑体"/>
+          <w:rFonts w:ascii="Times New Roman"/>
+          <w:b/>
+          <w:bCs/>
+          <w:sz w:val="32"/>
+          <w:szCs w:val="32"/>
+        </w:rPr>
+      </w:pPr>
+      <w:r>
+        <w:rPr>
+          <w:rFonts w:hint="eastAsia" w:ascii="黑体" w:eastAsia="黑体"/>
           <w:b/>
           <w:bCs/>
           <w:sz w:val="56"/>
           <w:szCs w:val="36"/>
         </w:rPr>
-      </w:pPr>
-      <w:r>
-        <w:rPr>
-          <w:rFonts w:hint="eastAsia" w:ascii="黑体" w:eastAsia="黑体"/>
-          <w:b/>
-          <w:bCs/>
-          <w:sz w:val="56"/>
-          <w:szCs w:val="36"/>
-        </w:rPr>
         <w:t>转转校园二手物品交易平台设计与实现</w:t>
       </w:r>
-    </w:p>
-    <w:p>
-      <w:pPr>
-        <w:pStyle w:val="6"/>
-        <w:snapToGrid w:val="0"/>
-        <w:spacing w:before="624" w:beforeLines="200"/>
-        <w:jc w:val="center"/>
-        <w:rPr>
-          <w:rFonts w:ascii="黑体" w:eastAsia="黑体"/>
-          <w:b/>
-          <w:bCs/>
-          <w:sz w:val="11"/>
-          <w:szCs w:val="36"/>
-        </w:rPr>
-      </w:pPr>
-    </w:p>
-    <w:p>
-      <w:pPr>
-        <w:pStyle w:val="6"/>
-        <w:snapToGrid w:val="0"/>
-        <w:spacing w:before="0" w:beforeLines="0"/>
-        <w:jc w:val="center"/>
-        <w:rPr>
-          <w:rFonts w:ascii="Times New Roman"/>
-          <w:b/>
-          <w:bCs/>
-          <w:sz w:val="32"/>
-          <w:szCs w:val="32"/>
-        </w:rPr>
-      </w:pPr>
     </w:p>
     <w:tbl>
       <w:tblPr>
@@ -752,6 +707,8 @@
         </w:rPr>
         <w:t>7</w:t>
       </w:r>
+      <w:bookmarkStart w:id="10" w:name="_GoBack"/>
+      <w:bookmarkEnd w:id="10"/>
     </w:p>
     <w:sdt>
       <w:sdtPr>
@@ -800,10 +757,7 @@
     <w:p/>
     <w:p/>
     <w:p/>
-    <w:p>
-      <w:bookmarkStart w:id="10" w:name="_GoBack"/>
-      <w:bookmarkEnd w:id="10"/>
-    </w:p>
+    <w:p/>
     <w:p/>
     <w:p/>
     <w:p/>
